--- a/POLYMIND_Báo cáo tiến độ.docx
+++ b/POLYMIND_Báo cáo tiến độ.docx
@@ -1554,15 +1554,7 @@
           <w:color w:val="0E7C86"/>
           <w:sz w:val="23"/>
         </w:rPr>
-        <w:t xml:space="preserve">4. </w:t>
-      </w:r>
-      <w:r>
-        <w:rPr>
-          <w:b/>
-          <w:color w:val="0F2E54"/>
-          <w:sz w:val="23"/>
-        </w:rPr>
-        <w:t>Bảo mật nâng cao: Xác thực 2 lớp (2FA) bắt buộc</w:t>
+        <w:t>4. B?o m?t n?ng cao: X?c th?c 2 l?p (2FA) b?ng SMS trong b?n final</w:t>
       </w:r>
     </w:p>
     <w:p>
@@ -1571,7 +1563,7 @@
         <w:ind w:left="340"/>
       </w:pPr>
       <w:r>
-        <w:t>Toàn bộ tài khoản bắt buộc xác thực 2 lớp qua ứng dụng Authenticator; siết chặt phân quyền, khoá tài khoản khi đăng nhập sai nhiều lần — bảo vệ dữ liệu ứng viên và đối tác.</w:t>
+        <w:t>Trong giai ?o?n ??i t?c tr?i nghi?m v? test l?i website, h? th?ng t?m b? b??c x?c th?c 2 l?p ?? 2?3 ng??i c? th? d?ng chung m?t t?i kho?n demo thu?n ti?n. Do x?c th?c b?ng SMS c? ph?t sinh chi ph?, PolyMind s? tri?n khai 2FA b?ng tin nh?n g?i v? s? ?i?n tho?i ng??i d?ng nh?p ? b?n final tr??c khi ??a h? th?ng v?o s? d?ng th?t, k?t h?p ph?n quy?n v? kh?a t?i kho?n khi ??ng nh?p sai nhi?u l?n ?? b?o v? d? li?u ?ng vi?n v? ??i t?c.</w:t>
       </w:r>
     </w:p>
     <w:p>
@@ -1747,6 +1739,7 @@
     </w:p>
     <w:p>
       <w:r>
+        <w:lastRenderedPageBreak/>
         <w:t>Để hoàn thiện chính xác theo thực tế vận hành của Vietgroup, đội ngũ PolyMind kính đề nghị Quý công ty cung cấp thêm dữ liệu tham chiếu như đã trao đổi trong buổi họp:</w:t>
       </w:r>
     </w:p>
@@ -1760,7 +1753,6 @@
           <w:b/>
           <w:color w:val="B06A00"/>
         </w:rPr>
-        <w:lastRenderedPageBreak/>
         <w:t xml:space="preserve">○ </w:t>
       </w:r>
       <w:r>
@@ -2004,13 +1996,7 @@
               <w:rPr>
                 <w:sz w:val="20"/>
               </w:rPr>
-              <w:t>Admin2</w:t>
-            </w:r>
-            <w:r>
-              <w:rPr>
-                <w:sz w:val="20"/>
-              </w:rPr>
-              <w:t>@polymind.local</w:t>
+              <w:t>Admin2@polymind.local</w:t>
             </w:r>
           </w:p>
         </w:tc>
@@ -2785,115 +2771,6 @@
         </w:tc>
       </w:tr>
     </w:tbl>
-    <w:p>
-      <w:pPr>
-        <w:spacing w:before="200"/>
-        <w:rPr>
-          <w:lang w:val="vi-VN"/>
-        </w:rPr>
-      </w:pPr>
-    </w:p>
-    <w:tbl>
-      <w:tblPr>
-        <w:tblW w:w="0" w:type="auto"/>
-        <w:jc w:val="center"/>
-        <w:tblLook w:val="04A0" w:firstRow="1" w:lastRow="0" w:firstColumn="1" w:lastColumn="0" w:noHBand="0" w:noVBand="1"/>
-      </w:tblPr>
-      <w:tblGrid>
-        <w:gridCol w:w="9746"/>
-      </w:tblGrid>
-      <w:tr>
-        <w:trPr>
-          <w:jc w:val="center"/>
-        </w:trPr>
-        <w:tc>
-          <w:tcPr>
-            <w:tcW w:w="9746" w:type="dxa"/>
-            <w:shd w:val="clear" w:color="auto" w:fill="FFF6E6"/>
-            <w:tcMar>
-              <w:top w:w="140" w:type="dxa"/>
-              <w:left w:w="200" w:type="dxa"/>
-              <w:bottom w:w="140" w:type="dxa"/>
-              <w:right w:w="200" w:type="dxa"/>
-            </w:tcMar>
-          </w:tcPr>
-          <w:p>
-            <w:r>
-              <w:rPr>
-                <w:b/>
-                <w:color w:val="B06A00"/>
-                <w:sz w:val="21"/>
-              </w:rPr>
-              <w:t xml:space="preserve">Lưu ý </w:t>
-            </w:r>
-            <w:proofErr w:type="spellStart"/>
-            <w:r>
-              <w:rPr>
-                <w:b/>
-                <w:color w:val="B06A00"/>
-                <w:sz w:val="21"/>
-              </w:rPr>
-              <w:t>bảo</w:t>
-            </w:r>
-            <w:proofErr w:type="spellEnd"/>
-            <w:r>
-              <w:rPr>
-                <w:b/>
-                <w:color w:val="B06A00"/>
-                <w:sz w:val="21"/>
-              </w:rPr>
-              <w:t xml:space="preserve"> </w:t>
-            </w:r>
-            <w:proofErr w:type="spellStart"/>
-            <w:r>
-              <w:rPr>
-                <w:b/>
-                <w:color w:val="B06A00"/>
-                <w:sz w:val="21"/>
-              </w:rPr>
-              <w:t>mật</w:t>
-            </w:r>
-            <w:proofErr w:type="spellEnd"/>
-            <w:r>
-              <w:rPr>
-                <w:b/>
-                <w:color w:val="B06A00"/>
-                <w:sz w:val="21"/>
-              </w:rPr>
-              <w:t xml:space="preserve">:  </w:t>
-            </w:r>
-            <w:proofErr w:type="spellStart"/>
-            <w:r>
-              <w:rPr>
-                <w:sz w:val="21"/>
-              </w:rPr>
-              <w:t>Vì</w:t>
-            </w:r>
-            <w:proofErr w:type="spellEnd"/>
-            <w:r>
-              <w:rPr>
-                <w:sz w:val="21"/>
-              </w:rPr>
-              <w:t xml:space="preserve"> </w:t>
-            </w:r>
-            <w:proofErr w:type="spellStart"/>
-            <w:r>
-              <w:rPr>
-                <w:sz w:val="21"/>
-              </w:rPr>
-              <w:t>hệ</w:t>
-            </w:r>
-            <w:proofErr w:type="spellEnd"/>
-            <w:r>
-              <w:rPr>
-                <w:sz w:val="21"/>
-              </w:rPr>
-              <w:t xml:space="preserve"> thống bật xác thực 2 lớp (2FA) bắt buộc, ở lần đăng nhập ĐẦU TIÊN mỗi tài khoản sẽ được yêu cầu cài đặt ứng dụng Authenticator (Google/Microsoft Authenticator) trên điện thoại để quét mã QR. Quý công ty vui lòng chuẩn bị sẵn ứng dụng này khi trải nghiệm.</w:t>
-            </w:r>
-          </w:p>
-        </w:tc>
-      </w:tr>
-    </w:tbl>
     <w:p/>
     <w:sectPr>
       <w:headerReference w:type="default" r:id="rId10"/>
